--- a/Scraping_Documentation.docx
+++ b/Scraping_Documentation.docx
@@ -162,6 +162,11 @@
       </w:r>
     </w:p>
     <w:p>
+      <w:r>
+        <w:t>Additional Job Boards: The platform also features support for remote-first, startup, and global tech job boards including Wellfound (AngelList), Arc.dev, Himalayas, Otta, Turing, LandingJobs, Pangian, PowerToFly, Andela, Deel Careers, and TrueUp. These are scraped using a generic fetcher architecture designed for SSR job boards. Furthermore, Freelance platforms like Freelancer.com are supported via dedicated API fetchers, correctly mapping gig opportunities into the unified schema, but these are accessed through a separate dedicated Freelance feature in the UI.</w:t>
+      </w:r>
+    </w:p>
+    <w:p>
       <w:pPr>
         <w:pStyle w:val="ListBullet"/>
       </w:pPr>
@@ -185,7 +190,7 @@
     </w:p>
     <w:p>
       <w:r>
-        <w:t>The Telegram scraper (TelegramChannelFetcher) is highly unique. It does not require a Bot token or an API key, meaning it operates entirely independently of the Telegram API.</w:t>
+        <w:t>The Telegram scraper (TelegramChannelFetcher) is highly unique. It does not require a Bot token or an API key, meaning it operates entirely independently of the Telegram API. Note: Telegram notices have been decoupled from the primary Ranked Jobs feature to maintain a streamlined focus on formal job applications.</w:t>
       </w:r>
     </w:p>
     <w:p>
